--- a/packet/Capri-Science-Fair-Packet-2026-27-ES.docx
+++ b/packet/Capri-Science-Fair-Packet-2026-27-ES.docx
@@ -649,6 +649,17 @@
               <w:tab/>
               <w:t xml:space="preserve">Llena el formulario en línea:</w:t>
             </w:r>
+            <w:hyperlink r:id="rIdRegLink1" w:history="1">
+              <w:r>
+                <w:rPr>
+                  <w:rFonts w:ascii="Lato" w:cs="Lato" w:eastAsia="Lato" w:hAnsi="Lato"/>
+                  <w:rtl w:val="0"/>
+                  <w:color w:val="E8611A"/>
+                  <w:u w:val="single"/>
+                </w:rPr>
+                <w:t xml:space="preserve"> https://localhostusr.github.io/capri-science-fair-2026-27/</w:t>
+              </w:r>
+            </w:hyperlink>
           </w:p>
           <w:p>
             <w:pPr>
@@ -1532,9 +1543,9 @@
             <w:rFonts w:ascii="Lato" w:cs="Lato" w:eastAsia="Lato" w:hAnsi="Lato"/>
             <w:sz w:val="28"/>
             <w:szCs w:val="28"/>
+            <w:rtl w:val="0"/>
             <w:color w:val="E8611A"/>
             <w:u w:val="single"/>
-            <w:rtl w:val="0"/>
           </w:rPr>
           <w:t xml:space="preserve">https://localhostusr.github.io/capri-science-fair-2026-27/</w:t>
         </w:r>
@@ -1550,13 +1561,13 @@
           <wp:inline distT="0" distB="0" distL="0" distR="0">
             <wp:extent cx="731520" cy="731520"/>
             <wp:effectExtent l="0" t="0" r="0" b="0"/>
-            <wp:docPr id="901" name="Registration QR code 1" descr="Código QR para inscribirse en la Feria de Ciencias de Capri"/>
+            <wp:docPr id="901" name="Registration QR code 1" descr="QR code: Capri Science Fair sign-up / inscripción"/>
             <wp:cNvGraphicFramePr>
-              <a:graphicFrameLocks noChangeAspect="1"/>
+              <a:graphicFrameLocks xmlns:a="http://schemas.openxmlformats.org/drawingml/2006/main" noChangeAspect="1"/>
             </wp:cNvGraphicFramePr>
-            <a:graphic>
+            <a:graphic xmlns:a="http://schemas.openxmlformats.org/drawingml/2006/main">
               <a:graphicData uri="http://schemas.openxmlformats.org/drawingml/2006/picture">
-                <pic:pic>
+                <pic:pic xmlns:pic="http://schemas.openxmlformats.org/drawingml/2006/picture">
                   <pic:nvPicPr>
                     <pic:cNvPr id="901" name="registration-qr.png"/>
                     <pic:cNvPicPr/>
@@ -4784,13 +4795,13 @@
             <wp:extent cx="731520" cy="731520"/>
             <wp:effectExtent l="0" t="0" r="0" b="0"/>
             <wp:wrapSquare wrapText="bothSides"/>
-            <wp:docPr id="902" name="Registration QR code 2" descr="Código QR para inscribirse en la Feria de Ciencias de Capri"/>
+            <wp:docPr id="902" name="Registration QR code 2" descr="QR code: Capri Science Fair sign-up / inscripción"/>
             <wp:cNvGraphicFramePr>
-              <a:graphicFrameLocks noChangeAspect="1"/>
+              <a:graphicFrameLocks xmlns:a="http://schemas.openxmlformats.org/drawingml/2006/main" noChangeAspect="1"/>
             </wp:cNvGraphicFramePr>
-            <a:graphic>
+            <a:graphic xmlns:a="http://schemas.openxmlformats.org/drawingml/2006/main">
               <a:graphicData uri="http://schemas.openxmlformats.org/drawingml/2006/picture">
-                <pic:pic>
+                <pic:pic xmlns:pic="http://schemas.openxmlformats.org/drawingml/2006/picture">
                   <pic:nvPicPr>
                     <pic:cNvPr id="902" name="registration-qr.png"/>
                     <pic:cNvPicPr/>
@@ -4829,9 +4840,9 @@
         <w:r>
           <w:rPr>
             <w:rFonts w:ascii="Lato" w:cs="Lato" w:eastAsia="Lato" w:hAnsi="Lato"/>
+            <w:rtl w:val="0"/>
             <w:color w:val="E8611A"/>
             <w:u w:val="single"/>
-            <w:rtl w:val="0"/>
           </w:rPr>
           <w:t xml:space="preserve">https://localhostusr.github.io/capri-science-fair-2026-27/</w:t>
         </w:r>
@@ -8373,9 +8384,9 @@
         <w:r>
           <w:rPr>
             <w:rFonts w:ascii="Lato" w:cs="Lato" w:eastAsia="Lato" w:hAnsi="Lato"/>
+            <w:rtl w:val="0"/>
             <w:color w:val="E8611A"/>
             <w:u w:val="single"/>
-            <w:rtl w:val="0"/>
           </w:rPr>
           <w:t xml:space="preserve">https://localhostusr.github.io/capri-science-fair-2026-27/</w:t>
         </w:r>
@@ -8391,13 +8402,13 @@
           <wp:inline distT="0" distB="0" distL="0" distR="0">
             <wp:extent cx="731520" cy="731520"/>
             <wp:effectExtent l="0" t="0" r="0" b="0"/>
-            <wp:docPr id="903" name="Registration QR code 3" descr="Código QR para inscribirse en la Feria de Ciencias de Capri"/>
+            <wp:docPr id="903" name="Registration QR code 3" descr="QR code: Capri Science Fair sign-up / inscripción"/>
             <wp:cNvGraphicFramePr>
-              <a:graphicFrameLocks noChangeAspect="1"/>
+              <a:graphicFrameLocks xmlns:a="http://schemas.openxmlformats.org/drawingml/2006/main" noChangeAspect="1"/>
             </wp:cNvGraphicFramePr>
-            <a:graphic>
+            <a:graphic xmlns:a="http://schemas.openxmlformats.org/drawingml/2006/main">
               <a:graphicData uri="http://schemas.openxmlformats.org/drawingml/2006/picture">
-                <pic:pic>
+                <pic:pic xmlns:pic="http://schemas.openxmlformats.org/drawingml/2006/picture">
                   <pic:nvPicPr>
                     <pic:cNvPr id="903" name="registration-qr.png"/>
                     <pic:cNvPicPr/>
